--- a/Docs/Design/Character/피오라 앰버윙 캐릭터 템플릿.docx
+++ b/Docs/Design/Character/피오라 앰버윙 캐릭터 템플릿.docx
@@ -994,7 +994,7 @@
           </w:tcPr>
           <w:p>
             <w:r>
-              <w:t>50%</w:t>
+              <w:t>없음 (기존 50% 폐기)</w:t>
             </w:r>
           </w:p>
         </w:tc>
@@ -1109,20 +1109,20 @@
     </w:p>
     <w:p>
       <w:r>
-        <w:t xml:space="preserve">불사조의 축복 </w:t>
+        <w:t xml:space="preserve">패시브 축복 적용량 = min(활성 패시브 축복 인스턴스 합계, 20%). 최종 공격력 증가 = 패시브 축복 적용량 + 고양의 불꽃 5% + 불사조의 찬가 9% + 기타 공격력 증가. 전체 합계 상한은 없다. 예: 20% + 5% + 9% + 25% = 59%.</w:t>
       </w:r>
       <w:proofErr w:type="spellStart"/>
       <w:r>
-        <w:t>적용량</w:t>
+        <w:t/>
       </w:r>
       <w:proofErr w:type="spellEnd"/>
       <w:r>
-        <w:t xml:space="preserve"> = min(활성 축복 인스턴스 합계, 20%)</w:t>
-      </w:r>
-    </w:p>
-    <w:p>
-      <w:r>
-        <w:t>각 패시브·4매칭·5매칭 버프는 지속 시간을 별도로 기록한다.</w:t>
+        <w:t xml:space="preserve"/>
+      </w:r>
+    </w:p>
+    <w:p>
+      <w:r>
+        <w:t>패시브 축복 인스턴스는 각각 원본 수치와 잔여 턴을 독립 유지하고 패시브 그룹에만 20% 전용 상한을 적용한다. 4매칭과 5매칭 버프는 패시브 상한 그룹에 포함하지 않으며 서로 동시에 유지할 수 있다. 동일한 4매칭 또는 5매칭 버프가 다시 발동하면 수치는 누적하지 않고 해당 지속 시간을 새로 갱신한다.</w:t>
       </w:r>
     </w:p>
     <w:p>
@@ -2448,7 +2448,7 @@
         </w:numPr>
       </w:pPr>
       <w:r>
-        <w:t>4매칭 고정 축복 5% 생성</w:t>
+        <w:t>4매칭 고정 공격력 버프 5% 적용 또는 지속 시간 갱신</w:t>
       </w:r>
     </w:p>
     <w:p>
@@ -2459,7 +2459,7 @@
         </w:numPr>
       </w:pPr>
       <w:r>
-        <w:t>축복 합계와 상한 재계산</w:t>
+        <w:t>패시브 축복 합계와 20% 전용 상한 재계산</w:t>
       </w:r>
     </w:p>
     <w:p>
@@ -2841,7 +2841,7 @@
         </w:numPr>
       </w:pPr>
       <w:r>
-        <w:t>5매칭 고정 축복 9% 생성</w:t>
+        <w:t>5매칭 고정 공격력 버프 9% 적용 또는 지속 시간 갱신</w:t>
       </w:r>
     </w:p>
     <w:p>
@@ -2852,7 +2852,7 @@
         </w:numPr>
       </w:pPr>
       <w:r>
-        <w:t>축복 합계와 상한 재계산</w:t>
+        <w:t>패시브 축복 합계와 20% 전용 상한 재계산</w:t>
       </w:r>
     </w:p>
     <w:p>
@@ -6470,7 +6470,7 @@
           </w:tcPr>
           <w:p>
             <w:r>
-              <w:t>불사조의 축복 상한</w:t>
+              <w:t>패시브 불사조의 축복 전용 상한</w:t>
             </w:r>
           </w:p>
         </w:tc>
@@ -7946,7 +7946,7 @@
         </w:rPr>
       </w:pPr>
       <w:r>
-        <w:t>불사조의 축복 전체 상한을 증가시키는 옵션은 초기 버전에서 제외한다.</w:t>
+        <w:t>패시브 불사조의 축복 전용 상한을 증가시키는 옵션은 초기 버전에서 제외한다. 이 20% 상한은 4·5매칭 및 다른 공격력 증가 효과에는 적용하지 않는다.</w:t>
       </w:r>
     </w:p>
     <w:p>
